--- a/consultant-materials/The-Long-Game-Live-Consultant-FAQ.docx
+++ b/consultant-materials/The-Long-Game-Live-Consultant-FAQ.docx
@@ -42,7 +42,7 @@
                 <w:spacing w:val="40"/>
                 <w:sz w:val="20"/>
               </w:rPr>
-              <w:t>CAPITAL GROUP  ·  THE LONG GAME</w:t>
+              <w:t>THE LONG GAME</w:t>
             </w:r>
             <w:r>
               <w:rPr/>
@@ -335,7 +335,7 @@
       </w:r>
       <w:r>
         <w:rPr/>
-        <w:t>. A separate Sales edition adds the American Balanced Fund for solo, advisor-led use.</w:t>
+        <w:t>. A separate Sales edition adds a representative balanced fund for solo, advisor-led use.</w:t>
       </w:r>
     </w:p>
     <w:p>
@@ -650,7 +650,7 @@
       </w:pPr>
       <w:r>
         <w:rPr/>
-        <w:t>The Long Game · Live Room · Consultant FAQ · July 2026 · For internal use only — do not disseminate.</w:t>
+        <w:t>The Long Game · Live Room · Consultant FAQ · July 2026.</w:t>
       </w:r>
     </w:p>
     <w:sectPr>
